--- a/extra_pages/neuralbo_authorship_statement.docx
+++ b/extra_pages/neuralbo_authorship_statement.docx
@@ -329,7 +329,7 @@
                 <w:sz w:val="20"/>
                 <w:szCs w:val="20"/>
               </w:rPr>
-              <w:t>Applied Artificial Intelligence Institute</w:t>
+              <w:t>Deakin Applied Artificial Intelligence Initiative</w:t>
             </w:r>
           </w:p>
         </w:tc>
@@ -665,7 +665,7 @@
                 <w:sz w:val="20"/>
                 <w:szCs w:val="20"/>
               </w:rPr>
-              <w:t>Applied Artificial Intelligence Institute</w:t>
+              <w:t>Deakin Applied Artificial Intelligence Initiative</w:t>
             </w:r>
           </w:p>
         </w:tc>
@@ -911,7 +911,22 @@
                 <w:szCs w:val="20"/>
               </w:rPr>
               <w:br/>
-              <w:t>2</w:t>
+            </w:r>
+            <w:r>
+              <w:rPr>
+                <w:rFonts w:asciiTheme="minorHAnsi" w:hAnsiTheme="minorHAnsi"/>
+                <w:sz w:val="20"/>
+                <w:szCs w:val="20"/>
+              </w:rPr>
+              <w:t>15</w:t>
+            </w:r>
+            <w:r>
+              <w:rPr>
+                <w:rFonts w:asciiTheme="minorHAnsi" w:hAnsiTheme="minorHAnsi"/>
+                <w:sz w:val="20"/>
+                <w:szCs w:val="20"/>
+              </w:rPr>
+              <w:t>/0</w:t>
             </w:r>
             <w:r>
               <w:rPr>
@@ -927,7 +942,7 @@
                 <w:sz w:val="20"/>
                 <w:szCs w:val="20"/>
               </w:rPr>
-              <w:t>/01/2025</w:t>
+              <w:t>/2025</w:t>
             </w:r>
           </w:p>
         </w:tc>
@@ -1999,15 +2014,7 @@
                 <w:sz w:val="20"/>
                 <w:szCs w:val="20"/>
               </w:rPr>
-              <w:t>27</w:t>
-            </w:r>
-            <w:r>
-              <w:rPr>
-                <w:rFonts w:asciiTheme="minorHAnsi" w:hAnsiTheme="minorHAnsi"/>
-                <w:sz w:val="20"/>
-                <w:szCs w:val="20"/>
-              </w:rPr>
-              <w:t>/01/2025</w:t>
+              <w:t>15/07/2025</w:t>
             </w:r>
           </w:p>
         </w:tc>
@@ -2140,7 +2147,7 @@
                 <w:sz w:val="20"/>
                 <w:szCs w:val="20"/>
               </w:rPr>
-              <w:t>27/01/2025</w:t>
+              <w:t>15/07/2025</w:t>
             </w:r>
           </w:p>
         </w:tc>
@@ -2256,23 +2263,7 @@
                 <w:sz w:val="20"/>
                 <w:szCs w:val="20"/>
               </w:rPr>
-              <w:t>2</w:t>
-            </w:r>
-            <w:r>
-              <w:rPr>
-                <w:rFonts w:asciiTheme="minorHAnsi" w:hAnsiTheme="minorHAnsi"/>
-                <w:sz w:val="20"/>
-                <w:szCs w:val="20"/>
-              </w:rPr>
-              <w:t>7</w:t>
-            </w:r>
-            <w:r>
-              <w:rPr>
-                <w:rFonts w:asciiTheme="minorHAnsi" w:hAnsiTheme="minorHAnsi"/>
-                <w:sz w:val="20"/>
-                <w:szCs w:val="20"/>
-              </w:rPr>
-              <w:t>/01/2025</w:t>
+              <w:t>15/07/2025</w:t>
             </w:r>
           </w:p>
         </w:tc>
@@ -7871,10 +7862,6 @@
 </file>
 
 <file path=customXml/item1.xml><?xml version="1.0" encoding="utf-8"?>
-<b:Sources xmlns:b="http://schemas.openxmlformats.org/officeDocument/2006/bibliography" xmlns="http://schemas.openxmlformats.org/officeDocument/2006/bibliography" SelectedStyle="\APA.XSL" StyleName="APA"/>
-</file>
-
-<file path=customXml/item2.xml><?xml version="1.0" encoding="utf-8"?>
 <?mso-contentType ?>
 <FormTemplates xmlns="http://schemas.microsoft.com/sharepoint/v3/contenttype/forms">
   <Display>DocumentLibraryForm</Display>
@@ -7883,7 +7870,7 @@
 </FormTemplates>
 </file>
 
-<file path=customXml/item3.xml><?xml version="1.0" encoding="utf-8"?>
+<file path=customXml/item2.xml><?xml version="1.0" encoding="utf-8"?>
 <ct:contentTypeSchema xmlns:ct="http://schemas.microsoft.com/office/2006/metadata/contentType" xmlns:ma="http://schemas.microsoft.com/office/2006/metadata/properties/metaAttributes" ct:_="" ma:_="" ma:contentTypeName="Document" ma:contentTypeID="0x010100788F0C42CBA5654C93FD12D6673ED019" ma:contentTypeVersion="0" ma:contentTypeDescription="Create a new document." ma:contentTypeScope="" ma:versionID="5cce97ae71ce53eace529a0ed0139134">
   <xsd:schema xmlns:xsd="http://www.w3.org/2001/XMLSchema" xmlns:xs="http://www.w3.org/2001/XMLSchema" xmlns:p="http://schemas.microsoft.com/office/2006/metadata/properties" targetNamespace="http://schemas.microsoft.com/office/2006/metadata/properties" ma:root="true" ma:fieldsID="c64490b4aec6201516c3a874156f37b2">
     <xsd:element name="properties">
@@ -7997,21 +7984,17 @@
 </ct:contentTypeSchema>
 </file>
 
-<file path=customXml/item4.xml><?xml version="1.0" encoding="utf-8"?>
+<file path=customXml/item3.xml><?xml version="1.0" encoding="utf-8"?>
 <p:properties xmlns:p="http://schemas.microsoft.com/office/2006/metadata/properties" xmlns:xsi="http://www.w3.org/2001/XMLSchema-instance" xmlns:pc="http://schemas.microsoft.com/office/infopath/2007/PartnerControls">
   <documentManagement/>
 </p:properties>
 </file>
 
-<file path=customXml/itemProps1.xml><?xml version="1.0" encoding="utf-8"?>
-<ds:datastoreItem xmlns:ds="http://schemas.openxmlformats.org/officeDocument/2006/customXml" ds:itemID="{CDC3BD38-1457-4707-87DB-9092F68BE3E2}">
-  <ds:schemaRefs>
-    <ds:schemaRef ds:uri="http://schemas.openxmlformats.org/officeDocument/2006/bibliography"/>
-  </ds:schemaRefs>
-</ds:datastoreItem>
+<file path=customXml/item4.xml><?xml version="1.0" encoding="utf-8"?>
+<b:Sources xmlns:b="http://schemas.openxmlformats.org/officeDocument/2006/bibliography" xmlns="http://schemas.openxmlformats.org/officeDocument/2006/bibliography" SelectedStyle="\APA.XSL" StyleName="APA"/>
 </file>
 
-<file path=customXml/itemProps2.xml><?xml version="1.0" encoding="utf-8"?>
+<file path=customXml/itemProps1.xml><?xml version="1.0" encoding="utf-8"?>
 <ds:datastoreItem xmlns:ds="http://schemas.openxmlformats.org/officeDocument/2006/customXml" ds:itemID="{F7C9B8A3-40A3-4E7A-AFE5-B021EFF67053}">
   <ds:schemaRefs>
     <ds:schemaRef ds:uri="http://schemas.microsoft.com/sharepoint/v3/contenttype/forms"/>
@@ -8019,7 +8002,7 @@
 </ds:datastoreItem>
 </file>
 
-<file path=customXml/itemProps3.xml><?xml version="1.0" encoding="utf-8"?>
+<file path=customXml/itemProps2.xml><?xml version="1.0" encoding="utf-8"?>
 <ds:datastoreItem xmlns:ds="http://schemas.openxmlformats.org/officeDocument/2006/customXml" ds:itemID="{AB0A0A80-B263-49C0-8A45-51297A7016DF}">
   <ds:schemaRefs>
     <ds:schemaRef ds:uri="http://schemas.microsoft.com/office/2006/metadata/contentType"/>
@@ -8035,11 +8018,19 @@
 </ds:datastoreItem>
 </file>
 
-<file path=customXml/itemProps4.xml><?xml version="1.0" encoding="utf-8"?>
+<file path=customXml/itemProps3.xml><?xml version="1.0" encoding="utf-8"?>
 <ds:datastoreItem xmlns:ds="http://schemas.openxmlformats.org/officeDocument/2006/customXml" ds:itemID="{040EF15F-A5FF-4FE3-B11F-82699D9C0CAA}">
   <ds:schemaRefs>
     <ds:schemaRef ds:uri="http://schemas.microsoft.com/office/2006/metadata/properties"/>
     <ds:schemaRef ds:uri="http://schemas.microsoft.com/office/infopath/2007/PartnerControls"/>
   </ds:schemaRefs>
 </ds:datastoreItem>
+</file>
+
+<file path=customXml/itemProps4.xml><?xml version="1.0" encoding="utf-8"?>
+<ds:datastoreItem xmlns:ds="http://schemas.openxmlformats.org/officeDocument/2006/customXml" ds:itemID="{CDC3BD38-1457-4707-87DB-9092F68BE3E2}">
+  <ds:schemaRefs>
+    <ds:schemaRef ds:uri="http://schemas.openxmlformats.org/officeDocument/2006/bibliography"/>
+  </ds:schemaRefs>
+</ds:datastoreItem>
 </file>